--- a/assets/Mathan_Kumar_Resume.docx
+++ b/assets/Mathan_Kumar_Resume.docx
@@ -167,10 +167,7 @@
         <w:t xml:space="preserve"> and </w:t>
       </w:r>
       <w:r>
-        <w:t xml:space="preserve">deep </w:t>
-      </w:r>
-      <w:r>
-        <w:t>expertise across the Guidewire ecosystem</w:t>
+        <w:t>deep expertise across the Guidewire ecosystem</w:t>
       </w:r>
       <w:r>
         <w:t xml:space="preserve">, including </w:t>
@@ -240,13 +237,7 @@
         <w:t>using</w:t>
       </w:r>
       <w:r>
-        <w:t xml:space="preserve"> Azure API Management and REST/SOAP </w:t>
-      </w:r>
-      <w:r>
-        <w:t>services and</w:t>
-      </w:r>
-      <w:r>
-        <w:t xml:space="preserve"> </w:t>
+        <w:t xml:space="preserve"> Azure API Management and REST/SOAP services and </w:t>
       </w:r>
       <w:r>
         <w:t xml:space="preserve">migrating </w:t>
@@ -280,35 +271,7 @@
           <w:b/>
           <w:bCs/>
         </w:rPr>
-        <w:t>73</w:t>
-      </w:r>
-      <w:r>
-        <w:rPr>
-          <w:b/>
-          <w:bCs/>
-        </w:rPr>
-        <w:t xml:space="preserve">%, from </w:t>
-      </w:r>
-      <w:r>
-        <w:rPr>
-          <w:b/>
-          <w:bCs/>
-        </w:rPr>
-        <w:t>8.</w:t>
-      </w:r>
-      <w:r>
-        <w:rPr>
-          <w:b/>
-          <w:bCs/>
-        </w:rPr>
-        <w:t>2</w:t>
-      </w:r>
-      <w:r>
-        <w:rPr>
-          <w:b/>
-          <w:bCs/>
-        </w:rPr>
-        <w:t xml:space="preserve"> to 2.2 seconds</w:t>
+        <w:t>73%, from 8.2 to 2.2 seconds</w:t>
       </w:r>
       <w:r>
         <w:t>.</w:t>
@@ -552,12 +515,6 @@
         <w:gridCol w:w="1006"/>
       </w:tblGrid>
       <w:tr>
-        <w:tblPrEx>
-          <w:tblCellMar>
-            <w:top w:w="0" w:type="dxa"/>
-            <w:bottom w:w="0" w:type="dxa"/>
-          </w:tblCellMar>
-        </w:tblPrEx>
         <w:tc>
           <w:tcPr>
             <w:tcW w:w="0" w:type="auto"/>
@@ -593,12 +550,6 @@
         </w:tc>
       </w:tr>
       <w:tr>
-        <w:tblPrEx>
-          <w:tblCellMar>
-            <w:top w:w="0" w:type="dxa"/>
-            <w:bottom w:w="0" w:type="dxa"/>
-          </w:tblCellMar>
-        </w:tblPrEx>
         <w:tc>
           <w:tcPr>
             <w:tcW w:w="0" w:type="auto"/>
@@ -639,12 +590,6 @@
         </w:tc>
       </w:tr>
       <w:tr>
-        <w:tblPrEx>
-          <w:tblCellMar>
-            <w:top w:w="0" w:type="dxa"/>
-            <w:bottom w:w="0" w:type="dxa"/>
-          </w:tblCellMar>
-        </w:tblPrEx>
         <w:tc>
           <w:tcPr>
             <w:tcW w:w="0" w:type="auto"/>
@@ -685,12 +630,6 @@
         </w:tc>
       </w:tr>
       <w:tr>
-        <w:tblPrEx>
-          <w:tblCellMar>
-            <w:top w:w="0" w:type="dxa"/>
-            <w:bottom w:w="0" w:type="dxa"/>
-          </w:tblCellMar>
-        </w:tblPrEx>
         <w:tc>
           <w:tcPr>
             <w:tcW w:w="0" w:type="auto"/>
@@ -723,12 +662,6 @@
         </w:tc>
       </w:tr>
       <w:tr>
-        <w:tblPrEx>
-          <w:tblCellMar>
-            <w:top w:w="0" w:type="dxa"/>
-            <w:bottom w:w="0" w:type="dxa"/>
-          </w:tblCellMar>
-        </w:tblPrEx>
         <w:tc>
           <w:tcPr>
             <w:tcW w:w="0" w:type="auto"/>
@@ -761,12 +694,6 @@
         </w:tc>
       </w:tr>
       <w:tr>
-        <w:tblPrEx>
-          <w:tblCellMar>
-            <w:top w:w="0" w:type="dxa"/>
-            <w:bottom w:w="0" w:type="dxa"/>
-          </w:tblCellMar>
-        </w:tblPrEx>
         <w:tc>
           <w:tcPr>
             <w:tcW w:w="0" w:type="auto"/>
@@ -799,12 +726,6 @@
         </w:tc>
       </w:tr>
       <w:tr>
-        <w:tblPrEx>
-          <w:tblCellMar>
-            <w:top w:w="0" w:type="dxa"/>
-            <w:bottom w:w="0" w:type="dxa"/>
-          </w:tblCellMar>
-        </w:tblPrEx>
         <w:tc>
           <w:tcPr>
             <w:tcW w:w="0" w:type="auto"/>
@@ -837,12 +758,6 @@
         </w:tc>
       </w:tr>
       <w:tr>
-        <w:tblPrEx>
-          <w:tblCellMar>
-            <w:top w:w="0" w:type="dxa"/>
-            <w:bottom w:w="0" w:type="dxa"/>
-          </w:tblCellMar>
-        </w:tblPrEx>
         <w:tc>
           <w:tcPr>
             <w:tcW w:w="0" w:type="auto"/>
@@ -896,149 +811,31 @@
       </w:r>
     </w:p>
     <w:p>
-      <w:r>
+      <w:pPr>
         <w:rPr>
           <w:i/>
           <w:iCs/>
           <w:color w:val="555555"/>
         </w:rPr>
-        <w:t>Jun 2020 – Present, 6 yrs 3+ mo</w:t>
-      </w:r>
+      </w:pPr>
       <w:r>
         <w:rPr>
           <w:i/>
           <w:iCs/>
           <w:color w:val="555555"/>
         </w:rPr>
-        <w:t>nths</w:t>
-      </w:r>
-    </w:p>
-    <w:p>
-      <w:r>
-        <w:rPr>
-          <w:b/>
-          <w:bCs/>
-          <w:color w:val="2F5AA8"/>
-        </w:rPr>
-        <w:t>Senior Software Engineer – Guidewire Platform Modernisation Lead</w:t>
-      </w:r>
-    </w:p>
-    <w:p>
+        <w:t>Jun 2020 – Present, 6 yrs 3+ mo</w:t>
+      </w:r>
       <w:r>
         <w:rPr>
           <w:i/>
           <w:iCs/>
           <w:color w:val="555555"/>
         </w:rPr>
-        <w:t>Dec 2025 – Present</w:t>
-      </w:r>
-    </w:p>
-    <w:p>
-      <w:pPr>
-        <w:pStyle w:val="ListParagraph"/>
-        <w:numPr>
-          <w:ilvl w:val="0"/>
-          <w:numId w:val="1"/>
-        </w:numPr>
-      </w:pPr>
-      <w:r>
-        <w:t xml:space="preserve">Leading the modernization of Hastings Direct's motor-insurance quoting platform, migrating the central quote-orchestration logic — previously implemented in Guidewire </w:t>
-      </w:r>
-      <w:proofErr w:type="spellStart"/>
-      <w:r>
-        <w:t>PolicyCenter</w:t>
-      </w:r>
-      <w:proofErr w:type="spellEnd"/>
-      <w:r>
-        <w:t xml:space="preserve"> (</w:t>
-      </w:r>
-      <w:proofErr w:type="spellStart"/>
-      <w:r>
-        <w:t>Gosu</w:t>
-      </w:r>
-      <w:proofErr w:type="spellEnd"/>
-      <w:r>
-        <w:t>) — into a Java/Spring Boot orchestration service that now sits at the core of the platform, preserving full business-rule parity with the legacy system</w:t>
-      </w:r>
-    </w:p>
-    <w:p>
-      <w:pPr>
-        <w:pStyle w:val="ListParagraph"/>
-        <w:numPr>
-          <w:ilvl w:val="0"/>
-          <w:numId w:val="1"/>
-        </w:numPr>
-      </w:pPr>
-      <w:r>
-        <w:t>The service receives quote requests over SOAP from two distinct channels — Guidewire itself (call-centre new business, renewals, and mid-term adjustments) and price-comparison aggregators (Private Car and Motorcycle direct quotes) — fans each request out to five specialised downstream microservices (validation, enrichment, insurer pricing, retail pricing, and search/retrieve), and aggregates the results into a single response</w:t>
-      </w:r>
-    </w:p>
-    <w:p>
-      <w:pPr>
-        <w:pStyle w:val="ListParagraph"/>
-        <w:numPr>
-          <w:ilvl w:val="0"/>
-          <w:numId w:val="1"/>
-        </w:numPr>
-      </w:pPr>
-      <w:r>
-        <w:t xml:space="preserve">Re-architected the orchestration flow to run these downstream calls concurrently rather than sequentially, cutting end-to-end quote latency by </w:t>
-      </w:r>
-      <w:r>
-        <w:t>~73% (8.2s → 2.2s)</w:t>
-      </w:r>
-    </w:p>
-    <w:p>
-      <w:pPr>
-        <w:pStyle w:val="ListParagraph"/>
-        <w:numPr>
-          <w:ilvl w:val="0"/>
-          <w:numId w:val="1"/>
-        </w:numPr>
-      </w:pPr>
-      <w:r>
-        <w:t>Built in resilience and traceability by design: correlation-ID propagation across every downstream call, asynchronous request/response persistence that never blocks the quote pipeline, and graceful degradation so a failed renewal quote returns safely rather than surfacing an error back to Guidewire</w:t>
-      </w:r>
-    </w:p>
-    <w:p>
-      <w:pPr>
-        <w:pStyle w:val="ListParagraph"/>
-        <w:numPr>
-          <w:ilvl w:val="0"/>
-          <w:numId w:val="1"/>
-        </w:numPr>
-      </w:pPr>
-      <w:r>
-        <w:lastRenderedPageBreak/>
-        <w:t xml:space="preserve">Own the platform's integration with core pricing partners — Polaris (insurer risk pricing/scoring) and </w:t>
-      </w:r>
-      <w:proofErr w:type="spellStart"/>
-      <w:r>
-        <w:t>Earnix</w:t>
-      </w:r>
-      <w:proofErr w:type="spellEnd"/>
-      <w:r>
-        <w:t xml:space="preserve"> (retail pricing) — and champion 100%-test-coverage and automated quality-gate discipline across the team</w:t>
-      </w:r>
-    </w:p>
-    <w:p>
-      <w:pPr>
-        <w:pStyle w:val="ListParagraph"/>
-        <w:numPr>
-          <w:ilvl w:val="0"/>
-          <w:numId w:val="1"/>
-        </w:numPr>
-      </w:pPr>
-      <w:r>
-        <w:t>Line-manage and mentor a team of engineers; contribute to platform-wide architecture decisions</w:t>
-      </w:r>
-    </w:p>
-    <w:p>
-      <w:pPr>
-        <w:pStyle w:val="ListParagraph"/>
-        <w:ind w:left="720"/>
-      </w:pPr>
-    </w:p>
+        <w:t>nths</w:t>
+      </w:r>
+    </w:p>
+    <w:p/>
     <w:p>
       <w:r>
         <w:rPr>
@@ -1046,25 +843,7 @@
           <w:bCs/>
           <w:color w:val="2F5AA8"/>
         </w:rPr>
-        <w:t xml:space="preserve">Senior Development Analyst — Guidewire </w:t>
-      </w:r>
-      <w:proofErr w:type="spellStart"/>
-      <w:r>
-        <w:rPr>
-          <w:b/>
-          <w:bCs/>
-          <w:color w:val="2F5AA8"/>
-        </w:rPr>
-        <w:t>PolicyCenter</w:t>
-      </w:r>
-      <w:proofErr w:type="spellEnd"/>
-      <w:r>
-        <w:rPr>
-          <w:b/>
-          <w:bCs/>
-          <w:color w:val="2F5AA8"/>
-        </w:rPr>
-        <w:t xml:space="preserve"> Developer</w:t>
+        <w:t>Senior Software Engineer – Guidewire Platform Modernisation Lead</w:t>
       </w:r>
     </w:p>
     <w:p>
@@ -1074,19 +853,19 @@
           <w:iCs/>
           <w:color w:val="555555"/>
         </w:rPr>
-        <w:t>Jun 2020 – Feb 2023</w:t>
-      </w:r>
-    </w:p>
-    <w:p>
-      <w:pPr>
-        <w:pStyle w:val="ListParagraph"/>
-        <w:numPr>
-          <w:ilvl w:val="0"/>
-          <w:numId w:val="1"/>
-        </w:numPr>
-      </w:pPr>
-      <w:r>
-        <w:t xml:space="preserve">Owned the end-to-end aggregator new-business quote journey in Guidewire </w:t>
+        <w:t>Dec 2025 – Present</w:t>
+      </w:r>
+    </w:p>
+    <w:p>
+      <w:pPr>
+        <w:pStyle w:val="ListParagraph"/>
+        <w:numPr>
+          <w:ilvl w:val="0"/>
+          <w:numId w:val="1"/>
+        </w:numPr>
+      </w:pPr>
+      <w:r>
+        <w:t xml:space="preserve">Leading the modernization of Hastings Direct's motor-insurance quoting platform, migrating the central quote-orchestration logic — previously implemented in Guidewire </w:t>
       </w:r>
       <w:proofErr w:type="spellStart"/>
       <w:r>
@@ -1094,95 +873,121 @@
       </w:r>
       <w:proofErr w:type="spellEnd"/>
       <w:r>
-        <w:t xml:space="preserve">: retrieving a quote generated on an external price-comparison platform and converting it into a </w:t>
-      </w:r>
-      <w:proofErr w:type="spellStart"/>
-      <w:r>
+        <w:t xml:space="preserve"> (</w:t>
+      </w:r>
+      <w:proofErr w:type="spellStart"/>
+      <w:r>
+        <w:t>Gosu</w:t>
+      </w:r>
+      <w:proofErr w:type="spellEnd"/>
+      <w:r>
+        <w:t>) — into a Java/Spring Boot orchestration service that now sits at the core of the platform, preserving full business-rule parity with the legacy system</w:t>
+      </w:r>
+    </w:p>
+    <w:p>
+      <w:pPr>
+        <w:pStyle w:val="ListParagraph"/>
+        <w:numPr>
+          <w:ilvl w:val="0"/>
+          <w:numId w:val="1"/>
+        </w:numPr>
+      </w:pPr>
+      <w:r>
+        <w:t>The service receives quote requests over SOAP from two distinct channels — Guidewire itself (call-centre new business, renewals, and mid-term adjustments) and price-comparison aggregators (Private Car and Motorcycle direct quotes) — fans each request out to five specialised downstream microservices (validation, enrichment, insurer pricing, retail pricing, and search/retrieve), and aggregates the results into a single response</w:t>
+      </w:r>
+    </w:p>
+    <w:p>
+      <w:pPr>
+        <w:pStyle w:val="ListParagraph"/>
+        <w:numPr>
+          <w:ilvl w:val="0"/>
+          <w:numId w:val="1"/>
+        </w:numPr>
+      </w:pPr>
+      <w:r>
+        <w:t xml:space="preserve">Re-architected the orchestration flow to run these downstream calls concurrently rather than sequentially, cutting end-to-end quote latency by </w:t>
+      </w:r>
+      <w:r>
+        <w:t>~73% (8.2s → 2.2s)</w:t>
+      </w:r>
+    </w:p>
+    <w:p>
+      <w:pPr>
+        <w:pStyle w:val="ListParagraph"/>
+        <w:numPr>
+          <w:ilvl w:val="0"/>
+          <w:numId w:val="1"/>
+        </w:numPr>
+      </w:pPr>
+      <w:r>
+        <w:t>Built in resilience and traceability by design: correlation-ID propagation across every downstream call, asynchronous request/response persistence that never blocks the quote pipeline, and graceful degradation so a failed renewal quote returns safely rather than surfacing an error back to Guidewire</w:t>
+      </w:r>
+    </w:p>
+    <w:p>
+      <w:pPr>
+        <w:pStyle w:val="ListParagraph"/>
+        <w:numPr>
+          <w:ilvl w:val="0"/>
+          <w:numId w:val="1"/>
+        </w:numPr>
+      </w:pPr>
+      <w:r>
+        <w:lastRenderedPageBreak/>
+        <w:t xml:space="preserve">Own the platform's integration with core pricing partners — Polaris (insurer risk pricing/scoring) and </w:t>
+      </w:r>
+      <w:proofErr w:type="spellStart"/>
+      <w:r>
+        <w:t>Earnix</w:t>
+      </w:r>
+      <w:proofErr w:type="spellEnd"/>
+      <w:r>
+        <w:t xml:space="preserve"> (retail pricing) — and champion 100%-test-coverage and automated quality-gate discipline across the team</w:t>
+      </w:r>
+    </w:p>
+    <w:p>
+      <w:pPr>
+        <w:pStyle w:val="ListParagraph"/>
+        <w:numPr>
+          <w:ilvl w:val="0"/>
+          <w:numId w:val="1"/>
+        </w:numPr>
+      </w:pPr>
+      <w:r>
+        <w:t>Line-manage and mentor a team of engineers; contribute to platform-wide architecture decisions</w:t>
+      </w:r>
+    </w:p>
+    <w:p>
+      <w:pPr>
+        <w:pStyle w:val="ListParagraph"/>
+        <w:ind w:left="720"/>
+      </w:pPr>
+    </w:p>
+    <w:p>
+      <w:r>
+        <w:rPr>
+          <w:b/>
+          <w:bCs/>
+          <w:color w:val="2F5AA8"/>
+        </w:rPr>
+        <w:t xml:space="preserve">Senior Development Analyst — Guidewire </w:t>
+      </w:r>
+      <w:proofErr w:type="spellStart"/>
+      <w:r>
+        <w:rPr>
+          <w:b/>
+          <w:bCs/>
+          <w:color w:val="2F5AA8"/>
+        </w:rPr>
         <w:t>PolicyCenter</w:t>
       </w:r>
       <w:proofErr w:type="spellEnd"/>
       <w:r>
-        <w:t xml:space="preserve"> Account, Submission, and multi-brand set of Policy Periods, triggered directly from the quote search screen</w:t>
-      </w:r>
-    </w:p>
-    <w:p>
-      <w:pPr>
-        <w:pStyle w:val="ListParagraph"/>
-        <w:numPr>
-          <w:ilvl w:val="0"/>
-          <w:numId w:val="1"/>
-        </w:numPr>
-      </w:pPr>
-      <w:r>
-        <w:t>Built the automatic rerate logic that detects a stale or expired aggregator quote on retrieval and transparently re-prices it through Guidewire's rating engine before presenting it to the underwriter or customer, rather than surfacing out-of-date figures</w:t>
-      </w:r>
-    </w:p>
-    <w:p>
-      <w:pPr>
-        <w:pStyle w:val="ListParagraph"/>
-        <w:numPr>
-          <w:ilvl w:val="0"/>
-          <w:numId w:val="1"/>
-        </w:numPr>
-      </w:pPr>
-      <w:r>
-        <w:t xml:space="preserve">Implemented the web-service integration between the aggregator quote database and </w:t>
-      </w:r>
-      <w:proofErr w:type="spellStart"/>
-      <w:r>
-        <w:t>PolicyCenter</w:t>
-      </w:r>
-      <w:proofErr w:type="spellEnd"/>
-      <w:r>
-        <w:t>, including the product-specific mapping logic (Private Car, Home, Motorcycle, Commercial Van) that carries pricing, discount, commission, and tax data from the pricing partners (Polaris/</w:t>
-      </w:r>
-      <w:proofErr w:type="spellStart"/>
-      <w:r>
-        <w:t>Earnix</w:t>
-      </w:r>
-      <w:proofErr w:type="spellEnd"/>
-      <w:r>
-        <w:t>) into the policy record</w:t>
-      </w:r>
-    </w:p>
-    <w:p>
-      <w:pPr>
-        <w:pStyle w:val="ListParagraph"/>
-        <w:numPr>
-          <w:ilvl w:val="0"/>
-          <w:numId w:val="1"/>
-        </w:numPr>
-      </w:pPr>
-      <w:r>
-        <w:t>Designed the concurrent multi-version rating step that prices every competing brand/scheme quote in parallel through Guidewire's rating engine, followed by automated underwriting-referral evaluation</w:t>
-      </w:r>
-    </w:p>
-    <w:p>
-      <w:pPr>
-        <w:pStyle w:val="ListParagraph"/>
-        <w:numPr>
-          <w:ilvl w:val="0"/>
-          <w:numId w:val="1"/>
-        </w:numPr>
-      </w:pPr>
-      <w:r>
-        <w:t>Diagnosed and fixed a cost-data mapping defect where certain fee amounts on Private Car quotes were displaying without their worksheet breakdown, aligning it with an existing fallback already used for Motorcycle</w:t>
-      </w:r>
-    </w:p>
-    <w:p>
-      <w:pPr>
-        <w:pStyle w:val="ListParagraph"/>
-        <w:ind w:left="720"/>
-      </w:pPr>
-    </w:p>
-    <w:p>
-      <w:r>
         <w:rPr>
           <w:b/>
           <w:bCs/>
           <w:color w:val="2F5AA8"/>
         </w:rPr>
-        <w:t>React Developer</w:t>
+        <w:t xml:space="preserve"> Developer</w:t>
       </w:r>
     </w:p>
     <w:p>
@@ -1192,59 +997,87 @@
           <w:iCs/>
           <w:color w:val="555555"/>
         </w:rPr>
-        <w:t>Feb 2023 – Dec 2025</w:t>
-      </w:r>
-    </w:p>
-    <w:p>
-      <w:pPr>
-        <w:pStyle w:val="ListParagraph"/>
-        <w:numPr>
-          <w:ilvl w:val="0"/>
-          <w:numId w:val="1"/>
-        </w:numPr>
-      </w:pPr>
-      <w:r>
-        <w:t xml:space="preserve">Delivered a React/TypeScript self-service digital claims platform (Total Loss and Repair journeys), integrating with Guidewire </w:t>
-      </w:r>
-      <w:proofErr w:type="spellStart"/>
-      <w:r>
-        <w:t>ClaimCenter</w:t>
-      </w:r>
-      <w:proofErr w:type="spellEnd"/>
-      <w:r>
-        <w:t xml:space="preserve"> through an Azure API Management gateway rather than Guidewire's native UI</w:t>
-      </w:r>
-    </w:p>
-    <w:p>
-      <w:pPr>
-        <w:pStyle w:val="ListParagraph"/>
-        <w:numPr>
-          <w:ilvl w:val="0"/>
-          <w:numId w:val="1"/>
-        </w:numPr>
-      </w:pPr>
-      <w:r>
-        <w:t xml:space="preserve">Designed and maintained the Azure APIM integration layer fronting </w:t>
-      </w:r>
-      <w:proofErr w:type="spellStart"/>
-      <w:r>
-        <w:t>ClaimCenter</w:t>
-      </w:r>
-      <w:proofErr w:type="spellEnd"/>
-      <w:r>
-        <w:t>: translating Guidewire's native protocol into clean REST APIs for the frontend, enforcing authentication across three consumer brands, and building a kill-switch mechanism to safely take the service offline without a redeploy</w:t>
-      </w:r>
-    </w:p>
-    <w:p>
-      <w:pPr>
-        <w:pStyle w:val="ListParagraph"/>
-        <w:numPr>
-          <w:ilvl w:val="0"/>
-          <w:numId w:val="1"/>
-        </w:numPr>
-      </w:pPr>
-      <w:r>
-        <w:t>Implemented a structured web-analytics/event-tracking layer (custom event emitter feeding a GTM-style data layer) and delivered full Jest/React Testing Library unit coverage</w:t>
+        <w:t>Jun 2020 – Feb 2023</w:t>
+      </w:r>
+    </w:p>
+    <w:p>
+      <w:pPr>
+        <w:pStyle w:val="ListParagraph"/>
+        <w:numPr>
+          <w:ilvl w:val="0"/>
+          <w:numId w:val="1"/>
+        </w:numPr>
+      </w:pPr>
+      <w:r>
+        <w:t xml:space="preserve">Owned the end-to-end aggregator new-business quote journey in Guidewire </w:t>
+      </w:r>
+      <w:proofErr w:type="spellStart"/>
+      <w:r>
+        <w:t>PolicyCenter</w:t>
+      </w:r>
+      <w:proofErr w:type="spellEnd"/>
+      <w:r>
+        <w:t xml:space="preserve">: retrieving a quote generated on an external price-comparison platform and converting it into a </w:t>
+      </w:r>
+      <w:proofErr w:type="spellStart"/>
+      <w:r>
+        <w:t>PolicyCenter</w:t>
+      </w:r>
+      <w:proofErr w:type="spellEnd"/>
+      <w:r>
+        <w:t xml:space="preserve"> Account, Submission, and multi-brand set of Policy Periods, triggered directly from the quote search screen</w:t>
+      </w:r>
+    </w:p>
+    <w:p>
+      <w:pPr>
+        <w:pStyle w:val="ListParagraph"/>
+        <w:numPr>
+          <w:ilvl w:val="0"/>
+          <w:numId w:val="1"/>
+        </w:numPr>
+      </w:pPr>
+      <w:r>
+        <w:t>Built the automatic rerate logic that detects a stale or expired aggregator quote on retrieval and transparently re-prices it through Guidewire's rating engine before presenting it to the underwriter or customer, rather than surfacing out-of-date figures</w:t>
+      </w:r>
+    </w:p>
+    <w:p>
+      <w:pPr>
+        <w:pStyle w:val="ListParagraph"/>
+        <w:numPr>
+          <w:ilvl w:val="0"/>
+          <w:numId w:val="1"/>
+        </w:numPr>
+      </w:pPr>
+      <w:r>
+        <w:t xml:space="preserve">Implemented the web-service integration between the aggregator quote database and </w:t>
+      </w:r>
+      <w:proofErr w:type="spellStart"/>
+      <w:r>
+        <w:t>PolicyCenter</w:t>
+      </w:r>
+      <w:proofErr w:type="spellEnd"/>
+      <w:r>
+        <w:t>, including the product-specific mapping logic (Private Car, Home, Motorcycle, Commercial Van) that carries pricing, discount, commission, and tax data from the pricing partners (Polaris/</w:t>
+      </w:r>
+      <w:proofErr w:type="spellStart"/>
+      <w:r>
+        <w:t>Earnix</w:t>
+      </w:r>
+      <w:proofErr w:type="spellEnd"/>
+      <w:r>
+        <w:t>) into the policy record</w:t>
+      </w:r>
+    </w:p>
+    <w:p>
+      <w:pPr>
+        <w:pStyle w:val="ListParagraph"/>
+        <w:numPr>
+          <w:ilvl w:val="0"/>
+          <w:numId w:val="1"/>
+        </w:numPr>
+      </w:pPr>
+      <w:r>
+        <w:t>Designed the concurrent multi-version rating step that prices every competing brand/scheme quote in parallel through Guidewire's rating engine, followed by automated underwriting-referral evaluation</w:t>
       </w:r>
     </w:p>
     <w:p>
@@ -1260,25 +1093,7 @@
           <w:bCs/>
           <w:color w:val="2F5AA8"/>
         </w:rPr>
-        <w:t xml:space="preserve">Senior Development Analyst — Guidewire </w:t>
-      </w:r>
-      <w:proofErr w:type="spellStart"/>
-      <w:r>
-        <w:rPr>
-          <w:b/>
-          <w:bCs/>
-          <w:color w:val="2F5AA8"/>
-        </w:rPr>
-        <w:t>ClaimCenter</w:t>
-      </w:r>
-      <w:proofErr w:type="spellEnd"/>
-      <w:r>
-        <w:rPr>
-          <w:b/>
-          <w:bCs/>
-          <w:color w:val="2F5AA8"/>
-        </w:rPr>
-        <w:t xml:space="preserve"> Developer</w:t>
+        <w:t>React Developer</w:t>
       </w:r>
     </w:p>
     <w:p>
@@ -1300,65 +1115,47 @@
         </w:numPr>
       </w:pPr>
       <w:r>
-        <w:t xml:space="preserve">Developed </w:t>
-      </w:r>
-      <w:proofErr w:type="spellStart"/>
-      <w:r>
-        <w:t>Gosu</w:t>
-      </w:r>
-      <w:proofErr w:type="spellEnd"/>
-      <w:r>
-        <w:t xml:space="preserve">-based backend services on </w:t>
-      </w:r>
-      <w:proofErr w:type="spellStart"/>
-      <w:r>
-        <w:t>ClaimCenter's</w:t>
-      </w:r>
-      <w:proofErr w:type="spellEnd"/>
-      <w:r>
-        <w:t xml:space="preserve"> Edge API layer, extending Guidewire's standard plugin framework with Hastings-specific business rules while preserving out-of-the-box platform behaviour</w:t>
-      </w:r>
-    </w:p>
-    <w:p>
-      <w:pPr>
-        <w:pStyle w:val="ListParagraph"/>
-        <w:numPr>
-          <w:ilvl w:val="0"/>
-          <w:numId w:val="1"/>
-        </w:numPr>
-      </w:pPr>
-      <w:r>
-        <w:t xml:space="preserve">Built the Total Loss valuation service consumed by the digital claims platform — calculating settlement figures (market value, adjustments, excess, finance/lease payouts) and handling the </w:t>
-      </w:r>
-      <w:r>
-        <w:t>policyholders</w:t>
-      </w:r>
-      <w:r>
-        <w:t xml:space="preserve"> accept/reject decision end-to-end, including automated payment triggering</w:t>
-      </w:r>
-    </w:p>
-    <w:p>
-      <w:pPr>
-        <w:pStyle w:val="ListParagraph"/>
-        <w:numPr>
-          <w:ilvl w:val="0"/>
-          <w:numId w:val="1"/>
-        </w:numPr>
-      </w:pPr>
-      <w:r>
-        <w:t>Designed the claims activity and workflow automation for Total Loss cases: automatically raising the right customer actions (photo upload, finance documents, bank details, licence checks), chasing unresponsive customers, and generating review summaries for the claims team</w:t>
-      </w:r>
-    </w:p>
-    <w:p>
-      <w:pPr>
-        <w:pStyle w:val="ListParagraph"/>
-        <w:numPr>
-          <w:ilvl w:val="0"/>
-          <w:numId w:val="1"/>
-        </w:numPr>
-      </w:pPr>
-      <w:r>
-        <w:t>Contributed to First Notification of Loss (FNOL) claim intake processing, including claim registration, location geocoding, and automated claim closure for notification-only cases</w:t>
+        <w:t xml:space="preserve">Delivered a React/TypeScript self-service digital claims platform (Total Loss and Repair journeys), integrating with Guidewire </w:t>
+      </w:r>
+      <w:proofErr w:type="spellStart"/>
+      <w:r>
+        <w:t>ClaimCenter</w:t>
+      </w:r>
+      <w:proofErr w:type="spellEnd"/>
+      <w:r>
+        <w:t xml:space="preserve"> through an Azure API Management gateway rather than Guidewire's native UI</w:t>
+      </w:r>
+    </w:p>
+    <w:p>
+      <w:pPr>
+        <w:pStyle w:val="ListParagraph"/>
+        <w:numPr>
+          <w:ilvl w:val="0"/>
+          <w:numId w:val="1"/>
+        </w:numPr>
+      </w:pPr>
+      <w:r>
+        <w:t xml:space="preserve">Designed and maintained the Azure APIM integration layer fronting </w:t>
+      </w:r>
+      <w:proofErr w:type="spellStart"/>
+      <w:r>
+        <w:t>ClaimCenter</w:t>
+      </w:r>
+      <w:proofErr w:type="spellEnd"/>
+      <w:r>
+        <w:t>: translating Guidewire's native protocol into clean REST APIs for the frontend, enforcing authentication across three consumer brands, and building a kill-switch mechanism to safely take the service offline without a redeploy</w:t>
+      </w:r>
+    </w:p>
+    <w:p>
+      <w:pPr>
+        <w:pStyle w:val="ListParagraph"/>
+        <w:numPr>
+          <w:ilvl w:val="0"/>
+          <w:numId w:val="1"/>
+        </w:numPr>
+      </w:pPr>
+      <w:r>
+        <w:t>Implemented a structured web-analytics/event-tracking layer (custom event emitter feeding a GTM-style data layer) and delivered full Jest/React Testing Library unit coverage</w:t>
       </w:r>
     </w:p>
     <w:p>
@@ -1372,10 +1169,27 @@
         <w:rPr>
           <w:b/>
           <w:bCs/>
-          <w:sz w:val="24"/>
-          <w:szCs w:val="24"/>
-        </w:rPr>
-        <w:t>LV= — Specialist Integration Engineer (Contract)</w:t>
+          <w:color w:val="2F5AA8"/>
+        </w:rPr>
+        <w:t xml:space="preserve">Senior Development Analyst — Guidewire </w:t>
+      </w:r>
+      <w:proofErr w:type="spellStart"/>
+      <w:r>
+        <w:rPr>
+          <w:b/>
+          <w:bCs/>
+          <w:color w:val="2F5AA8"/>
+        </w:rPr>
+        <w:t>ClaimCenter</w:t>
+      </w:r>
+      <w:proofErr w:type="spellEnd"/>
+      <w:r>
+        <w:rPr>
+          <w:b/>
+          <w:bCs/>
+          <w:color w:val="2F5AA8"/>
+        </w:rPr>
+        <w:t xml:space="preserve"> Developer</w:t>
       </w:r>
     </w:p>
     <w:p>
@@ -1385,7 +1199,94 @@
           <w:iCs/>
           <w:color w:val="555555"/>
         </w:rPr>
-        <w:t>Nov 2019 – May 2020</w:t>
+        <w:t>Feb 2023 – Dec 2025</w:t>
+      </w:r>
+    </w:p>
+    <w:p>
+      <w:pPr>
+        <w:pStyle w:val="ListParagraph"/>
+        <w:numPr>
+          <w:ilvl w:val="0"/>
+          <w:numId w:val="1"/>
+        </w:numPr>
+      </w:pPr>
+      <w:r>
+        <w:t xml:space="preserve">Developed </w:t>
+      </w:r>
+      <w:proofErr w:type="spellStart"/>
+      <w:r>
+        <w:t>Gosu</w:t>
+      </w:r>
+      <w:proofErr w:type="spellEnd"/>
+      <w:r>
+        <w:t xml:space="preserve">-based backend services on </w:t>
+      </w:r>
+      <w:proofErr w:type="spellStart"/>
+      <w:r>
+        <w:t>ClaimCenter's</w:t>
+      </w:r>
+      <w:proofErr w:type="spellEnd"/>
+      <w:r>
+        <w:t xml:space="preserve"> Edge API layer, extending Guidewire's standard plugin framework with Hastings-specific business rules while preserving out-of-the-box platform behaviour</w:t>
+      </w:r>
+    </w:p>
+    <w:p>
+      <w:pPr>
+        <w:pStyle w:val="ListParagraph"/>
+        <w:numPr>
+          <w:ilvl w:val="0"/>
+          <w:numId w:val="1"/>
+        </w:numPr>
+      </w:pPr>
+      <w:r>
+        <w:t xml:space="preserve">Built the Total Loss valuation service consumed by the digital claims platform — calculating settlement figures (market value, adjustments, excess, finance/lease payouts) and handling the </w:t>
+      </w:r>
+      <w:r>
+        <w:t>policyholders</w:t>
+      </w:r>
+      <w:r>
+        <w:t xml:space="preserve"> accept/reject decision end-to-end, including automated payment triggering</w:t>
+      </w:r>
+    </w:p>
+    <w:p>
+      <w:pPr>
+        <w:pStyle w:val="ListParagraph"/>
+        <w:numPr>
+          <w:ilvl w:val="0"/>
+          <w:numId w:val="1"/>
+        </w:numPr>
+      </w:pPr>
+      <w:r>
+        <w:t>Designed the claims activity and workflow automation for Total Loss cases: automatically raising the right customer actions (photo upload, finance documents, bank details, licence checks), chasing unresponsive customers, and generating review summaries for the claims team</w:t>
+      </w:r>
+    </w:p>
+    <w:p>
+      <w:pPr>
+        <w:pStyle w:val="ListParagraph"/>
+        <w:numPr>
+          <w:ilvl w:val="0"/>
+          <w:numId w:val="1"/>
+        </w:numPr>
+      </w:pPr>
+      <w:r>
+        <w:t>Contributed to First Notification of Loss (FNOL) claim intake processing, including claim registration, location geocoding, and automated claim closure for notification-only cases</w:t>
+      </w:r>
+    </w:p>
+    <w:p>
+      <w:pPr>
+        <w:pStyle w:val="ListParagraph"/>
+        <w:ind w:left="720"/>
+      </w:pPr>
+    </w:p>
+    <w:p>
+      <w:r>
+        <w:rPr>
+          <w:b/>
+          <w:bCs/>
+          <w:sz w:val="24"/>
+          <w:szCs w:val="24"/>
+        </w:rPr>
+        <w:t>LV= — Specialist Integration Engineer (Contract)</w:t>
       </w:r>
     </w:p>
     <w:p>
@@ -1395,65 +1296,7 @@
           <w:iCs/>
           <w:color w:val="555555"/>
         </w:rPr>
-        <w:t>Contracted as a specialist integration engineer at one of the UK's largest insurers, delivering full-stack data integration solutions across core insurance platforms.</w:t>
-      </w:r>
-    </w:p>
-    <w:p>
-      <w:pPr>
-        <w:pStyle w:val="ListParagraph"/>
-        <w:numPr>
-          <w:ilvl w:val="0"/>
-          <w:numId w:val="1"/>
-        </w:numPr>
-      </w:pPr>
-      <w:r>
-        <w:t>Designed and built API integrations (REST and SOAP) between core policy management systems and external aggregator platforms, handling complex data transformation and business rule enforcement</w:t>
-      </w:r>
-    </w:p>
-    <w:p>
-      <w:pPr>
-        <w:pStyle w:val="ListParagraph"/>
-        <w:numPr>
-          <w:ilvl w:val="0"/>
-          <w:numId w:val="1"/>
-        </w:numPr>
-      </w:pPr>
-      <w:r>
-        <w:t xml:space="preserve">Implemented end-to-end integrations across billing and policy systems, writing well-structured, maintainable backend code in Java and </w:t>
-      </w:r>
-      <w:proofErr w:type="spellStart"/>
-      <w:r>
-        <w:t>Gosu</w:t>
-      </w:r>
-      <w:proofErr w:type="spellEnd"/>
-    </w:p>
-    <w:p>
-      <w:pPr>
-        <w:pStyle w:val="ListParagraph"/>
-        <w:numPr>
-          <w:ilvl w:val="0"/>
-          <w:numId w:val="1"/>
-        </w:numPr>
-      </w:pPr>
-      <w:r>
-        <w:t>Produced technical documentation</w:t>
-      </w:r>
-    </w:p>
-    <w:p>
-      <w:pPr>
-        <w:pStyle w:val="ListParagraph"/>
-        <w:ind w:left="720"/>
-      </w:pPr>
-    </w:p>
-    <w:p>
-      <w:r>
-        <w:rPr>
-          <w:b/>
-          <w:bCs/>
-          <w:sz w:val="24"/>
-          <w:szCs w:val="24"/>
-        </w:rPr>
-        <w:t>EY — Technical Manager</w:t>
+        <w:t>Nov 2019 – May 2020</w:t>
       </w:r>
     </w:p>
     <w:p>
@@ -1463,7 +1306,65 @@
           <w:iCs/>
           <w:color w:val="555555"/>
         </w:rPr>
-        <w:t>Nov 2014 – Nov 2019</w:t>
+        <w:t>Contracted as a specialist integration engineer at one of the UK's largest insurers, delivering full-stack data integration solutions across core insurance platforms.</w:t>
+      </w:r>
+    </w:p>
+    <w:p>
+      <w:pPr>
+        <w:pStyle w:val="ListParagraph"/>
+        <w:numPr>
+          <w:ilvl w:val="0"/>
+          <w:numId w:val="1"/>
+        </w:numPr>
+      </w:pPr>
+      <w:r>
+        <w:t>Designed and built API integrations (REST and SOAP) between core policy management systems and external aggregator platforms, handling complex data transformation and business rule enforcement</w:t>
+      </w:r>
+    </w:p>
+    <w:p>
+      <w:pPr>
+        <w:pStyle w:val="ListParagraph"/>
+        <w:numPr>
+          <w:ilvl w:val="0"/>
+          <w:numId w:val="1"/>
+        </w:numPr>
+      </w:pPr>
+      <w:r>
+        <w:t xml:space="preserve">Implemented end-to-end integrations across billing and policy systems, writing well-structured, maintainable backend code in Java and </w:t>
+      </w:r>
+      <w:proofErr w:type="spellStart"/>
+      <w:r>
+        <w:t>Gosu</w:t>
+      </w:r>
+      <w:proofErr w:type="spellEnd"/>
+    </w:p>
+    <w:p>
+      <w:pPr>
+        <w:pStyle w:val="ListParagraph"/>
+        <w:numPr>
+          <w:ilvl w:val="0"/>
+          <w:numId w:val="1"/>
+        </w:numPr>
+      </w:pPr>
+      <w:r>
+        <w:t>Produced technical documentation</w:t>
+      </w:r>
+    </w:p>
+    <w:p>
+      <w:pPr>
+        <w:pStyle w:val="ListParagraph"/>
+        <w:ind w:left="720"/>
+      </w:pPr>
+    </w:p>
+    <w:p>
+      <w:r>
+        <w:rPr>
+          <w:b/>
+          <w:bCs/>
+          <w:sz w:val="24"/>
+          <w:szCs w:val="24"/>
+        </w:rPr>
+        <w:t>EY — Technical Manager</w:t>
       </w:r>
     </w:p>
     <w:p>
@@ -1473,6 +1374,16 @@
           <w:iCs/>
           <w:color w:val="555555"/>
         </w:rPr>
+        <w:t>Nov 2014 – Nov 2019</w:t>
+      </w:r>
+    </w:p>
+    <w:p>
+      <w:r>
+        <w:rPr>
+          <w:i/>
+          <w:iCs/>
+          <w:color w:val="555555"/>
+        </w:rPr>
         <w:t>Client: ALFA Insurance Corporation (Alabama, Georgia &amp; Mississippi, US) — Guidewire full-suite implementation</w:t>
       </w:r>
     </w:p>
@@ -1590,6 +1501,7 @@
         </w:numPr>
       </w:pPr>
       <w:r>
+        <w:lastRenderedPageBreak/>
         <w:t>IGATE — Senior Software Engineer | Jan 2014 – Nov 2014 — Gathered client requirements and implemented cross-cutting solutions using Spring MVC, PL/SQL, JBoss, and AWS S3.</w:t>
       </w:r>
     </w:p>
